--- a/RSL_cover_letter.docx
+++ b/RSL_cover_letter.docx
@@ -64,7 +64,7 @@
           <w:rFonts w:ascii="Times New Roman" w:hAnsi="Times New Roman"/>
           <w:sz w:val="22"/>
         </w:rPr>
-        <w:t>The manuscript reports an end-to-end empirical validation of the MD-YOLO detector for UAV aerial small-object detection on the real VisDrone2019-DET dataset (7 019 images, 381 963 bounding boxes). Executing the pipeline on real data—rather than relying on static source inspection—exposed four runtime defects, the most severe of which silently produced mAP = 0. After correction, we decompose the residual performance of the model into a resolved localization deficit and an open classification deficit attributable to a limited data–compute regime, and we further quantify a severe zero-shot domain shift on UAVDT-M (mean best-IoU 0.40 → 0.171). The work deliberately isolates three non-conflating failure categories and reports the negative results honestly, which we believe is of direct value to reproducible remote-sensing research.</w:t>
+        <w:t>The manuscript reports an end-to-end empirical validation of the MD-YOLO detector for UAV aerial small-object detection on the real VisDrone2019-DET dataset (7 019 images, 381 963 bounding boxes). Executing the pipeline on real data—rather than relying on static source inspection—exposed four runtime defects, the most severe of which silently produced mAP = 0. After correction, we decompose the residual performance of the model into a resolved localization deficit and an open classification deficit attributable to a limited data–compute regime, and we further quantify a severe zero-shot domain shift on UAVDT-M (mean best-IoU 0.40 → 0.271). The work deliberately isolates three non-conflating failure categories and reports the negative results honestly, which we believe is of direct value to reproducible remote-sensing research.</w:t>
       </w:r>
     </w:p>
     <w:p>
@@ -90,7 +90,7 @@
           <w:rFonts w:ascii="Times New Roman" w:hAnsi="Times New Roman"/>
           <w:sz w:val="22"/>
         </w:rPr>
-        <w:t>Authors: Wang Qinmin, Wang Hongyuan, Li Peipei, and Wang Zongzhong (corresponding author).</w:t>
+        <w:t>Authors: Qinmin Wang, Zhenzhen Hu, Hongyuan Wang, and Yuming Sun (corresponding author).</w:t>
       </w:r>
     </w:p>
     <w:p>
@@ -207,7 +207,7 @@
           <w:rFonts w:ascii="Times New Roman" w:hAnsi="Times New Roman"/>
           <w:sz w:val="22"/>
         </w:rPr>
-        <w:t>Wang Zongzhong</w:t>
+        <w:t>Yuming Sun</w:t>
       </w:r>
     </w:p>
     <w:p>
@@ -220,7 +220,7 @@
           <w:rFonts w:ascii="Times New Roman" w:hAnsi="Times New Roman"/>
           <w:sz w:val="22"/>
         </w:rPr>
-        <w:t>School of Electromechanical Engineering, Guangdong University of Technology, Guangzhou, China</w:t>
+        <w:t>School of Computer Science and Artificial Intelligence, Guangdong University of Science and Technology, Dongguan, China</w:t>
       </w:r>
     </w:p>
     <w:p>
@@ -233,7 +233,7 @@
           <w:rFonts w:ascii="Times New Roman" w:hAnsi="Times New Roman"/>
           <w:sz w:val="22"/>
         </w:rPr>
-        <w:t>Email: wangzz@gdut.edu.cn</w:t>
+        <w:t>Email: sunyuming@gdust.edu.cn</w:t>
       </w:r>
     </w:p>
     <w:p>
@@ -246,7 +246,7 @@
           <w:rFonts w:ascii="Times New Roman" w:hAnsi="Times New Roman"/>
           <w:sz w:val="22"/>
         </w:rPr>
-        <w:t>ORCID: [to be supplied]</w:t>
+        <w:t>ORCID: 0009-0003-7222-2390</w:t>
       </w:r>
     </w:p>
     <w:sectPr>
